--- a/Entregable_Parcial/Entregable 2 - Llerena Silva.docx
+++ b/Entregable_Parcial/Entregable 2 - Llerena Silva.docx
@@ -4158,7 +4158,7 @@
         <w:jc w:val="both"/>
       </w:pPr>
       <w:r>
-        <w:t>El proyecto se apoya en infraestructura y dispositivos que ya existen, por lo que el costo se concentra en horas de trabajo. La estimación preliminar, expresada en soles, se resume en la Tabla 5. Los valores de infraestructura y de dispositivos se incluyen de forma prorrateada y referencial, porque no representan un desembolso nuevo para el proyecto.</w:t>
+        <w:t>El proyecto se apoya en infraestructura y dispositivos que ya existen en la empresa, por lo que el presupuesto se concentra en el costo de desarrollo. Este se estima a partir del sueldo mensual de un desarrollador, que en el medio local promedia entre S/. 1 500 y S/. 2 200; para el cálculo se emplea el valor medio del rango. A ese costo se añaden, de forma prorrateada y sin sobreestimar, el gasto de las consultas e infraestructura del servidor y el mantenimiento correctivo posterior al pase a producción. El resumen, expresado en soles, se presenta en la Tabla 5.</w:t>
       </w:r>
     </w:p>
     <w:p>
@@ -4281,9 +4281,10 @@
             </w:pPr>
             <w:r>
               <w:rPr>
+                <w:b w:val="0"/>
                 <w:sz w:val="20"/>
               </w:rPr>
-              <w:t>Horas de desarrollo (analista full stack)</w:t>
+              <w:t>Desarrollo de software (analista full stack, sueldo mensual)</w:t>
             </w:r>
           </w:p>
         </w:tc>
@@ -4297,9 +4298,10 @@
             </w:pPr>
             <w:r>
               <w:rPr>
+                <w:b w:val="0"/>
                 <w:sz w:val="20"/>
               </w:rPr>
-              <w:t>480 h</w:t>
+              <w:t>4 meses</w:t>
             </w:r>
           </w:p>
         </w:tc>
@@ -4313,9 +4315,10 @@
             </w:pPr>
             <w:r>
               <w:rPr>
+                <w:b w:val="0"/>
                 <w:sz w:val="20"/>
               </w:rPr>
-              <w:t>35</w:t>
+              <w:t>1 850</w:t>
             </w:r>
           </w:p>
         </w:tc>
@@ -4329,9 +4332,10 @@
             </w:pPr>
             <w:r>
               <w:rPr>
+                <w:b w:val="0"/>
                 <w:sz w:val="20"/>
               </w:rPr>
-              <w:t>16 800</w:t>
+              <w:t>7 400</w:t>
             </w:r>
           </w:p>
         </w:tc>
@@ -4351,9 +4355,10 @@
             </w:pPr>
             <w:r>
               <w:rPr>
+                <w:b w:val="0"/>
                 <w:sz w:val="20"/>
               </w:rPr>
-              <w:t>Horas de análisis y validación con usuarios</w:t>
+              <w:t>Consultas e infraestructura de servidor (prorrateo)</w:t>
             </w:r>
           </w:p>
         </w:tc>
@@ -4368,9 +4373,10 @@
             </w:pPr>
             <w:r>
               <w:rPr>
+                <w:b w:val="0"/>
                 <w:sz w:val="20"/>
               </w:rPr>
-              <w:t>60 h</w:t>
+              <w:t>4 meses</w:t>
             </w:r>
           </w:p>
         </w:tc>
@@ -4385,9 +4391,10 @@
             </w:pPr>
             <w:r>
               <w:rPr>
+                <w:b w:val="0"/>
                 <w:sz w:val="20"/>
               </w:rPr>
-              <w:t>35</w:t>
+              <w:t>200</w:t>
             </w:r>
           </w:p>
         </w:tc>
@@ -4402,9 +4409,10 @@
             </w:pPr>
             <w:r>
               <w:rPr>
+                <w:b w:val="0"/>
                 <w:sz w:val="20"/>
               </w:rPr>
-              <w:t>2 100</w:t>
+              <w:t>800</w:t>
             </w:r>
           </w:p>
         </w:tc>
@@ -4423,9 +4431,10 @@
             </w:pPr>
             <w:r>
               <w:rPr>
+                <w:b w:val="0"/>
                 <w:sz w:val="20"/>
               </w:rPr>
-              <w:t>Infraestructura de servidores (prorrateo, existente)</w:t>
+              <w:t>Mantenimiento y soporte correctivo (posterior al pase)</w:t>
             </w:r>
           </w:p>
         </w:tc>
@@ -4439,9 +4448,10 @@
             </w:pPr>
             <w:r>
               <w:rPr>
+                <w:b w:val="0"/>
                 <w:sz w:val="20"/>
               </w:rPr>
-              <w:t>4 meses</w:t>
+              <w:t>6 meses</w:t>
             </w:r>
           </w:p>
         </w:tc>
@@ -4455,9 +4465,10 @@
             </w:pPr>
             <w:r>
               <w:rPr>
+                <w:b w:val="0"/>
                 <w:sz w:val="20"/>
               </w:rPr>
-              <w:t>250</w:t>
+              <w:t>400</w:t>
             </w:r>
           </w:p>
         </w:tc>
@@ -4471,9 +4482,10 @@
             </w:pPr>
             <w:r>
               <w:rPr>
+                <w:b w:val="0"/>
                 <w:sz w:val="20"/>
               </w:rPr>
-              <w:t>1 000</w:t>
+              <w:t>2 400</w:t>
             </w:r>
           </w:p>
         </w:tc>
@@ -4493,9 +4505,10 @@
             </w:pPr>
             <w:r>
               <w:rPr>
+                <w:b/>
                 <w:sz w:val="20"/>
               </w:rPr>
-              <w:t>Dispositivos de la flota (existentes, referencial)</w:t>
+              <w:t>Subtotal</w:t>
             </w:r>
           </w:p>
         </w:tc>
@@ -4510,9 +4523,9 @@
             </w:pPr>
             <w:r>
               <w:rPr>
+                <w:b/>
                 <w:sz w:val="20"/>
               </w:rPr>
-              <w:t>10 equipos</w:t>
             </w:r>
           </w:p>
         </w:tc>
@@ -4527,9 +4540,9 @@
             </w:pPr>
             <w:r>
               <w:rPr>
+                <w:b/>
                 <w:sz w:val="20"/>
               </w:rPr>
-              <w:t>0</w:t>
             </w:r>
           </w:p>
         </w:tc>
@@ -4544,9 +4557,10 @@
             </w:pPr>
             <w:r>
               <w:rPr>
+                <w:b/>
                 <w:sz w:val="20"/>
               </w:rPr>
-              <w:t>0</w:t>
+              <w:t>10 600</w:t>
             </w:r>
           </w:p>
         </w:tc>
@@ -4565,9 +4579,10 @@
             </w:pPr>
             <w:r>
               <w:rPr>
+                <w:b/>
                 <w:sz w:val="20"/>
               </w:rPr>
-              <w:t>Servicios de mapas y notificaciones (código abierto)</w:t>
+              <w:t>Contingencia (10 %)</w:t>
             </w:r>
           </w:p>
         </w:tc>
@@ -4581,9 +4596,9 @@
             </w:pPr>
             <w:r>
               <w:rPr>
+                <w:b/>
                 <w:sz w:val="20"/>
               </w:rPr>
-              <w:t>1</w:t>
             </w:r>
           </w:p>
         </w:tc>
@@ -4597,9 +4612,9 @@
             </w:pPr>
             <w:r>
               <w:rPr>
+                <w:b/>
                 <w:sz w:val="20"/>
               </w:rPr>
-              <w:t>0</w:t>
             </w:r>
           </w:p>
         </w:tc>
@@ -4613,9 +4628,10 @@
             </w:pPr>
             <w:r>
               <w:rPr>
+                <w:b/>
                 <w:sz w:val="20"/>
               </w:rPr>
-              <w:t>0</w:t>
+              <w:t>1 060</w:t>
             </w:r>
           </w:p>
         </w:tc>
@@ -4635,9 +4651,10 @@
             </w:pPr>
             <w:r>
               <w:rPr>
+                <w:b/>
                 <w:sz w:val="20"/>
               </w:rPr>
-              <w:t>Subtotal</w:t>
+              <w:t>Total estimado</w:t>
             </w:r>
           </w:p>
         </w:tc>
@@ -4650,6 +4667,11 @@
             <w:pPr>
               <w:spacing w:before="20" w:after="20" w:line="240" w:lineRule="auto"/>
             </w:pPr>
+            <w:r>
+              <w:rPr>
+                <w:b/>
+              </w:rPr>
+            </w:r>
           </w:p>
         </w:tc>
         <w:tc>
@@ -4661,6 +4683,11 @@
             <w:pPr>
               <w:spacing w:before="20" w:after="20" w:line="240" w:lineRule="auto"/>
             </w:pPr>
+            <w:r>
+              <w:rPr>
+                <w:b/>
+              </w:rPr>
+            </w:r>
           </w:p>
         </w:tc>
         <w:tc>
@@ -4674,127 +4701,10 @@
             </w:pPr>
             <w:r>
               <w:rPr>
+                <w:b/>
                 <w:sz w:val="20"/>
               </w:rPr>
-              <w:t>19 900</w:t>
-            </w:r>
-          </w:p>
-        </w:tc>
-      </w:tr>
-      <w:tr>
-        <w:trPr>
-          <w:jc w:val="center"/>
-        </w:trPr>
-        <w:tc>
-          <w:tcPr>
-            <w:tcW w:w="4762" w:type="dxa"/>
-          </w:tcPr>
-          <w:p>
-            <w:pPr>
-              <w:spacing w:before="20" w:after="20" w:line="240" w:lineRule="auto"/>
-            </w:pPr>
-            <w:r>
-              <w:rPr>
-                <w:sz w:val="20"/>
-              </w:rPr>
-              <w:t>Contingencia (10 %)</w:t>
-            </w:r>
-          </w:p>
-        </w:tc>
-        <w:tc>
-          <w:tcPr>
-            <w:tcW w:w="1361" w:type="dxa"/>
-          </w:tcPr>
-          <w:p>
-            <w:pPr>
-              <w:spacing w:before="20" w:after="20" w:line="240" w:lineRule="auto"/>
-            </w:pPr>
-          </w:p>
-        </w:tc>
-        <w:tc>
-          <w:tcPr>
-            <w:tcW w:w="1361" w:type="dxa"/>
-          </w:tcPr>
-          <w:p>
-            <w:pPr>
-              <w:spacing w:before="20" w:after="20" w:line="240" w:lineRule="auto"/>
-            </w:pPr>
-          </w:p>
-        </w:tc>
-        <w:tc>
-          <w:tcPr>
-            <w:tcW w:w="1020" w:type="dxa"/>
-          </w:tcPr>
-          <w:p>
-            <w:pPr>
-              <w:spacing w:before="20" w:after="20" w:line="240" w:lineRule="auto"/>
-            </w:pPr>
-            <w:r>
-              <w:rPr>
-                <w:sz w:val="20"/>
-              </w:rPr>
-              <w:t>2 000</w:t>
-            </w:r>
-          </w:p>
-        </w:tc>
-      </w:tr>
-      <w:tr>
-        <w:trPr>
-          <w:jc w:val="center"/>
-        </w:trPr>
-        <w:tc>
-          <w:tcPr>
-            <w:tcW w:w="4762" w:type="dxa"/>
-            <w:shd w:val="clear" w:color="auto" w:fill="F2F2F2"/>
-          </w:tcPr>
-          <w:p>
-            <w:pPr>
-              <w:spacing w:before="20" w:after="20" w:line="240" w:lineRule="auto"/>
-            </w:pPr>
-            <w:r>
-              <w:rPr>
-                <w:sz w:val="20"/>
-              </w:rPr>
-              <w:t>Total estimado</w:t>
-            </w:r>
-          </w:p>
-        </w:tc>
-        <w:tc>
-          <w:tcPr>
-            <w:tcW w:w="1361" w:type="dxa"/>
-            <w:shd w:val="clear" w:color="auto" w:fill="F2F2F2"/>
-          </w:tcPr>
-          <w:p>
-            <w:pPr>
-              <w:spacing w:before="20" w:after="20" w:line="240" w:lineRule="auto"/>
-            </w:pPr>
-          </w:p>
-        </w:tc>
-        <w:tc>
-          <w:tcPr>
-            <w:tcW w:w="1361" w:type="dxa"/>
-            <w:shd w:val="clear" w:color="auto" w:fill="F2F2F2"/>
-          </w:tcPr>
-          <w:p>
-            <w:pPr>
-              <w:spacing w:before="20" w:after="20" w:line="240" w:lineRule="auto"/>
-            </w:pPr>
-          </w:p>
-        </w:tc>
-        <w:tc>
-          <w:tcPr>
-            <w:tcW w:w="1020" w:type="dxa"/>
-            <w:shd w:val="clear" w:color="auto" w:fill="F2F2F2"/>
-          </w:tcPr>
-          <w:p>
-            <w:pPr>
-              <w:spacing w:before="20" w:after="20" w:line="240" w:lineRule="auto"/>
-            </w:pPr>
-            <w:r>
-              <w:rPr>
-                <w:sz w:val="20"/>
-              </w:rPr>
-              <w:t>21 900</w:t>
+              <w:t>11 660</w:t>
             </w:r>
           </w:p>
         </w:tc>
@@ -4821,11 +4731,7 @@
         <w:jc w:val="both"/>
       </w:pPr>
       <w:r>
-        <w:t xml:space="preserve">La estimación asume que la plataforma está en producción y que las migraciones son aditivas y reversibles; que la flota opera con teléfonos capaces de mantener el permiso de ubicación, ya provistos por la empresa; que se conserva el acceso de lectura al sistema de gestión de almacén, al sistema de pedidos y a la base de datos del sistema comercial; que las bibliotecas de mapas y de notificaciones son </w:t>
-      </w:r>
-      <w:r>
-        <w:lastRenderedPageBreak/>
-        <w:t>de código abierto y sin costo de licencia; que el desarrollo lo ejecuta el autor como parte de su rol en la Gerencia de Tecnologías de la Información; y que la empresa autoriza el uso académico de los datos de manera agregada, sin exponer información comercial.</w:t>
+        <w:t>La estimación asume que el desarrollo lo ejecuta un analista full stack con un sueldo mensual promedio dentro del rango de S/. 1 500 a S/. 2 200; que la infraestructura de servidores y los dispositivos de la flota ya existen y se consideran solo de forma prorrateada y referencial; que las consultas al servidor se ejecutan sobre bases de datos ya operativas, sin licencias adicionales; que el mantenimiento se limita a soporte correctivo durante los primeros meses de operación; y que las bibliotecas de mapas y notificaciones son de código abierto y sin costo de licencia. Se conserva el acceso de lectura al sistema de gestión de almacén, al sistema de pedidos y a la base del sistema comercial, y la empresa autoriza el uso académico de los datos de manera agregada, sin exponer información comercial.</w:t>
       </w:r>
     </w:p>
     <w:p>
